--- a/Fase 1/Evidencias Individuales/VIDAL_ALONSO_1.1_APT122_AutoevaluacionCompetenciasFase1.docx
+++ b/Fase 1/Evidencias Individuales/VIDAL_ALONSO_1.1_APT122_AutoevaluacionCompetenciasFase1.docx
@@ -1319,164 +1319,8 @@
           <w:between w:space="0" w:sz="0" w:val="nil"/>
         </w:pBdr>
         <w:shd w:fill="auto" w:val="clear"/>
-        <w:spacing w:after="0" w:before="0" w:line="259" w:lineRule="auto"/>
-        <w:ind w:left="435" w:right="0" w:firstLine="0"/>
-        <w:jc w:val="both"/>
-        <w:rPr>
-          <w:rFonts w:ascii="Calibri" w:cs="Calibri" w:eastAsia="Calibri" w:hAnsi="Calibri"/>
-          <w:b w:val="0"/>
-          <w:bCs w:val="0"/>
-          <w:i w:val="0"/>
-          <w:iCs w:val="0"/>
-          <w:smallCaps w:val="0"/>
-          <w:strike w:val="0"/>
-          <w:color w:val="000000"/>
-          <w:sz w:val="24"/>
-          <w:szCs w:val="24"/>
-          <w:u w:val="none"/>
-          <w:shd w:fill="auto" w:val="clear"/>
-          <w:vertAlign w:val="baseline"/>
-        </w:rPr>
-      </w:pPr>
-      <w:r>
-        <w:rPr>
-          <w:rtl w:val="0"/>
-        </w:rPr>
-      </w:r>
-    </w:p>
-    <w:p>
-      <w:pPr>
-        <w:keepNext w:val="0"/>
-        <w:keepLines w:val="0"/>
-        <w:pageBreakBefore w:val="0"/>
-        <w:widowControl w:val="1"/>
-        <w:pBdr>
-          <w:top w:space="0" w:sz="0" w:val="nil"/>
-          <w:left w:space="0" w:sz="0" w:val="nil"/>
-          <w:bottom w:space="0" w:sz="0" w:val="nil"/>
-          <w:right w:space="0" w:sz="0" w:val="nil"/>
-          <w:between w:space="0" w:sz="0" w:val="nil"/>
-        </w:pBdr>
-        <w:shd w:fill="auto" w:val="clear"/>
-        <w:spacing w:after="0" w:before="0" w:line="259" w:lineRule="auto"/>
-        <w:ind w:left="435" w:right="0" w:firstLine="0"/>
-        <w:jc w:val="both"/>
-        <w:rPr>
-          <w:rFonts w:ascii="Calibri" w:cs="Calibri" w:eastAsia="Calibri" w:hAnsi="Calibri"/>
-          <w:b w:val="0"/>
-          <w:bCs w:val="0"/>
-          <w:i w:val="0"/>
-          <w:iCs w:val="0"/>
-          <w:smallCaps w:val="0"/>
-          <w:strike w:val="0"/>
-          <w:color w:val="000000"/>
-          <w:sz w:val="24"/>
-          <w:szCs w:val="24"/>
-          <w:u w:val="none"/>
-          <w:shd w:fill="auto" w:val="clear"/>
-          <w:vertAlign w:val="baseline"/>
-        </w:rPr>
-      </w:pPr>
-      <w:r>
-        <w:rPr>
-          <w:rtl w:val="0"/>
-        </w:rPr>
-      </w:r>
-    </w:p>
-    <w:p>
-      <w:pPr>
-        <w:keepNext w:val="0"/>
-        <w:keepLines w:val="0"/>
-        <w:pageBreakBefore w:val="0"/>
-        <w:widowControl w:val="1"/>
-        <w:pBdr>
-          <w:top w:space="0" w:sz="0" w:val="nil"/>
-          <w:left w:space="0" w:sz="0" w:val="nil"/>
-          <w:bottom w:space="0" w:sz="0" w:val="nil"/>
-          <w:right w:space="0" w:sz="0" w:val="nil"/>
-          <w:between w:space="0" w:sz="0" w:val="nil"/>
-        </w:pBdr>
-        <w:shd w:fill="auto" w:val="clear"/>
-        <w:spacing w:after="0" w:before="0" w:line="259" w:lineRule="auto"/>
-        <w:ind w:left="435" w:right="0" w:firstLine="0"/>
-        <w:jc w:val="both"/>
-        <w:rPr>
-          <w:rFonts w:ascii="Calibri" w:cs="Calibri" w:eastAsia="Calibri" w:hAnsi="Calibri"/>
-          <w:b w:val="0"/>
-          <w:bCs w:val="0"/>
-          <w:i w:val="0"/>
-          <w:iCs w:val="0"/>
-          <w:smallCaps w:val="0"/>
-          <w:strike w:val="0"/>
-          <w:color w:val="000000"/>
-          <w:sz w:val="24"/>
-          <w:szCs w:val="24"/>
-          <w:u w:val="none"/>
-          <w:shd w:fill="auto" w:val="clear"/>
-          <w:vertAlign w:val="baseline"/>
-        </w:rPr>
-      </w:pPr>
-      <w:r>
-        <w:rPr>
-          <w:rtl w:val="0"/>
-        </w:rPr>
-      </w:r>
-    </w:p>
-    <w:p>
-      <w:pPr>
-        <w:keepNext w:val="0"/>
-        <w:keepLines w:val="0"/>
-        <w:pageBreakBefore w:val="0"/>
-        <w:widowControl w:val="1"/>
-        <w:pBdr>
-          <w:top w:space="0" w:sz="0" w:val="nil"/>
-          <w:left w:space="0" w:sz="0" w:val="nil"/>
-          <w:bottom w:space="0" w:sz="0" w:val="nil"/>
-          <w:right w:space="0" w:sz="0" w:val="nil"/>
-          <w:between w:space="0" w:sz="0" w:val="nil"/>
-        </w:pBdr>
-        <w:shd w:fill="auto" w:val="clear"/>
-        <w:spacing w:after="0" w:before="0" w:line="259" w:lineRule="auto"/>
-        <w:ind w:left="435" w:right="0" w:firstLine="0"/>
-        <w:jc w:val="both"/>
-        <w:rPr>
-          <w:rFonts w:ascii="Calibri" w:cs="Calibri" w:eastAsia="Calibri" w:hAnsi="Calibri"/>
-          <w:b w:val="0"/>
-          <w:bCs w:val="0"/>
-          <w:i w:val="0"/>
-          <w:iCs w:val="0"/>
-          <w:smallCaps w:val="0"/>
-          <w:strike w:val="0"/>
-          <w:color w:val="767171"/>
-          <w:sz w:val="24"/>
-          <w:szCs w:val="24"/>
-          <w:u w:val="none"/>
-          <w:shd w:fill="auto" w:val="clear"/>
-          <w:vertAlign w:val="baseline"/>
-        </w:rPr>
-      </w:pPr>
-      <w:r>
-        <w:rPr>
-          <w:rtl w:val="0"/>
-        </w:rPr>
-      </w:r>
-    </w:p>
-    <w:p>
-      <w:pPr>
-        <w:keepNext w:val="0"/>
-        <w:keepLines w:val="0"/>
-        <w:pageBreakBefore w:val="0"/>
-        <w:widowControl w:val="1"/>
-        <w:pBdr>
-          <w:top w:space="0" w:sz="0" w:val="nil"/>
-          <w:left w:space="0" w:sz="0" w:val="nil"/>
-          <w:bottom w:space="0" w:sz="0" w:val="nil"/>
-          <w:right w:space="0" w:sz="0" w:val="nil"/>
-          <w:between w:space="0" w:sz="0" w:val="nil"/>
-        </w:pBdr>
-        <w:shd w:fill="auto" w:val="clear"/>
         <w:spacing w:after="160" w:before="0" w:line="259" w:lineRule="auto"/>
-        <w:ind w:left="435" w:right="0" w:firstLine="0"/>
+        <w:ind w:left="0" w:right="0" w:firstLine="0"/>
         <w:jc w:val="both"/>
         <w:rPr>
           <w:rFonts w:ascii="Calibri" w:cs="Calibri" w:eastAsia="Calibri" w:hAnsi="Calibri"/>
@@ -1694,7 +1538,7 @@
                 <w:szCs w:val="24"/>
                 <w:rtl w:val="0"/>
               </w:rPr>
-              <w:t xml:space="preserve">Alonso Vidal Moreno</w:t>
+              <w:t xml:space="preserve">Alonso Esteban Vidal Moreno</w:t>
             </w:r>
             <w:r>
               <w:rPr>
@@ -1729,7 +1573,6 @@
               <w:ind w:left="0" w:right="0" w:firstLine="0"/>
               <w:jc w:val="both"/>
               <w:rPr>
-                <w:rFonts w:ascii="Calibri" w:cs="Calibri" w:eastAsia="Calibri" w:hAnsi="Calibri"/>
                 <w:b w:val="0"/>
                 <w:bCs w:val="0"/>
                 <w:i w:val="0"/>
@@ -1746,7 +1589,6 @@
             </w:pPr>
             <w:r>
               <w:rPr>
-                <w:rFonts w:ascii="Calibri" w:cs="Calibri" w:eastAsia="Calibri" w:hAnsi="Calibri"/>
                 <w:b w:val="0"/>
                 <w:bCs w:val="0"/>
                 <w:i w:val="0"/>
@@ -1790,9 +1632,6 @@
               <w:ind w:left="0" w:right="0" w:firstLine="0"/>
               <w:jc w:val="both"/>
               <w:rPr>
-                <w:rFonts w:ascii="Calibri" w:cs="Calibri" w:eastAsia="Calibri" w:hAnsi="Calibri"/>
-                <w:b w:val="0"/>
-                <w:bCs w:val="0"/>
                 <w:i w:val="0"/>
                 <w:iCs w:val="0"/>
                 <w:smallCaps w:val="0"/>
@@ -2402,38 +2241,94 @@
           <w:tcPr/>
           <w:p>
             <w:pPr>
-              <w:jc w:val="center"/>
-              <w:rPr>
-                <w:b w:val="1"/>
-                <w:bCs w:val="1"/>
-                <w:color w:val="ff0000"/>
-                <w:sz w:val="18"/>
-                <w:szCs w:val="18"/>
-              </w:rPr>
-            </w:pPr>
-            <w:r>
-              <w:rPr>
-                <w:rtl w:val="0"/>
-              </w:rPr>
-            </w:r>
-          </w:p>
-        </w:tc>
-        <w:tc>
-          <w:tcPr/>
-          <w:p>
-            <w:pPr>
-              <w:jc w:val="center"/>
-              <w:rPr>
-                <w:b w:val="1"/>
-                <w:bCs w:val="1"/>
-                <w:sz w:val="18"/>
-                <w:szCs w:val="18"/>
-              </w:rPr>
-            </w:pPr>
-            <w:r>
-              <w:rPr>
-                <w:rtl w:val="0"/>
-              </w:rPr>
+              <w:jc w:val="both"/>
+              <w:rPr>
+                <w:sz w:val="18"/>
+                <w:szCs w:val="18"/>
+              </w:rPr>
+            </w:pPr>
+            <w:r>
+              <w:rPr>
+                <w:sz w:val="18"/>
+                <w:szCs w:val="18"/>
+                <w:rtl w:val="0"/>
+              </w:rPr>
+              <w:t xml:space="preserve">Administrar la configuración de ambientes, servicios de aplicaciones y bases de datos en un</w:t>
+            </w:r>
+          </w:p>
+          <w:p>
+            <w:pPr>
+              <w:jc w:val="both"/>
+              <w:rPr>
+                <w:sz w:val="18"/>
+                <w:szCs w:val="18"/>
+              </w:rPr>
+            </w:pPr>
+            <w:r>
+              <w:rPr>
+                <w:sz w:val="18"/>
+                <w:szCs w:val="18"/>
+                <w:rtl w:val="0"/>
+              </w:rPr>
+              <w:t xml:space="preserve">entorno empresarial simulado a fin de habilitar operatividad o asegurar la continuidad de los</w:t>
+            </w:r>
+          </w:p>
+          <w:p>
+            <w:pPr>
+              <w:jc w:val="both"/>
+              <w:rPr>
+                <w:sz w:val="18"/>
+                <w:szCs w:val="18"/>
+              </w:rPr>
+            </w:pPr>
+            <w:r>
+              <w:rPr>
+                <w:sz w:val="18"/>
+                <w:szCs w:val="18"/>
+                <w:rtl w:val="0"/>
+              </w:rPr>
+              <w:t xml:space="preserve">sistemas que apoyan los procesos de negocio de acuerdo con los estándares definidos por la</w:t>
+            </w:r>
+          </w:p>
+          <w:p>
+            <w:pPr>
+              <w:jc w:val="both"/>
+              <w:rPr>
+                <w:sz w:val="18"/>
+                <w:szCs w:val="18"/>
+              </w:rPr>
+            </w:pPr>
+            <w:r>
+              <w:rPr>
+                <w:sz w:val="18"/>
+                <w:szCs w:val="18"/>
+                <w:rtl w:val="0"/>
+              </w:rPr>
+              <w:t xml:space="preserve">industria.</w:t>
+            </w:r>
+          </w:p>
+        </w:tc>
+        <w:tc>
+          <w:tcPr/>
+          <w:p>
+            <w:pPr>
+              <w:jc w:val="center"/>
+              <w:rPr>
+                <w:b w:val="1"/>
+                <w:bCs w:val="1"/>
+                <w:sz w:val="18"/>
+                <w:szCs w:val="18"/>
+              </w:rPr>
+            </w:pPr>
+            <w:r>
+              <w:rPr>
+                <w:b w:val="1"/>
+                <w:bCs w:val="1"/>
+                <w:sz w:val="18"/>
+                <w:szCs w:val="18"/>
+                <w:rtl w:val="0"/>
+              </w:rPr>
+              <w:t xml:space="preserve">ED</w:t>
             </w:r>
           </w:p>
         </w:tc>
@@ -2543,38 +2438,74 @@
           <w:tcPr/>
           <w:p>
             <w:pPr>
-              <w:jc w:val="center"/>
-              <w:rPr>
-                <w:b w:val="1"/>
-                <w:bCs w:val="1"/>
-                <w:color w:val="ff0000"/>
-                <w:sz w:val="18"/>
-                <w:szCs w:val="18"/>
-              </w:rPr>
-            </w:pPr>
-            <w:r>
-              <w:rPr>
-                <w:rtl w:val="0"/>
-              </w:rPr>
-            </w:r>
-          </w:p>
-        </w:tc>
-        <w:tc>
-          <w:tcPr/>
-          <w:p>
-            <w:pPr>
-              <w:jc w:val="center"/>
-              <w:rPr>
-                <w:b w:val="1"/>
-                <w:bCs w:val="1"/>
-                <w:sz w:val="18"/>
-                <w:szCs w:val="18"/>
-              </w:rPr>
-            </w:pPr>
-            <w:r>
-              <w:rPr>
-                <w:rtl w:val="0"/>
-              </w:rPr>
+              <w:jc w:val="both"/>
+              <w:rPr>
+                <w:sz w:val="18"/>
+                <w:szCs w:val="18"/>
+              </w:rPr>
+            </w:pPr>
+            <w:r>
+              <w:rPr>
+                <w:sz w:val="18"/>
+                <w:szCs w:val="18"/>
+                <w:rtl w:val="0"/>
+              </w:rPr>
+              <w:t xml:space="preserve">Ofrecer propuestas de solución informática analizando de forma integral los procesos de</w:t>
+            </w:r>
+          </w:p>
+          <w:p>
+            <w:pPr>
+              <w:jc w:val="both"/>
+              <w:rPr>
+                <w:sz w:val="18"/>
+                <w:szCs w:val="18"/>
+              </w:rPr>
+            </w:pPr>
+            <w:r>
+              <w:rPr>
+                <w:sz w:val="18"/>
+                <w:szCs w:val="18"/>
+                <w:rtl w:val="0"/>
+              </w:rPr>
+              <w:t xml:space="preserve">acuerdo con los requerimientos de la organización.</w:t>
+            </w:r>
+          </w:p>
+          <w:p>
+            <w:pPr>
+              <w:jc w:val="both"/>
+              <w:rPr>
+                <w:sz w:val="18"/>
+                <w:szCs w:val="18"/>
+              </w:rPr>
+            </w:pPr>
+            <w:r>
+              <w:rPr>
+                <w:rtl w:val="0"/>
+              </w:rPr>
+            </w:r>
+          </w:p>
+        </w:tc>
+        <w:tc>
+          <w:tcPr/>
+          <w:p>
+            <w:pPr>
+              <w:jc w:val="center"/>
+              <w:rPr>
+                <w:b w:val="1"/>
+                <w:bCs w:val="1"/>
+                <w:sz w:val="18"/>
+                <w:szCs w:val="18"/>
+              </w:rPr>
+            </w:pPr>
+            <w:r>
+              <w:rPr>
+                <w:b w:val="1"/>
+                <w:bCs w:val="1"/>
+                <w:sz w:val="18"/>
+                <w:szCs w:val="18"/>
+                <w:rtl w:val="0"/>
+              </w:rPr>
+              <w:t xml:space="preserve">ED</w:t>
             </w:r>
           </w:p>
         </w:tc>
@@ -2684,37 +2615,60 @@
           <w:tcPr/>
           <w:p>
             <w:pPr>
-              <w:jc w:val="center"/>
-              <w:rPr>
-                <w:b w:val="1"/>
-                <w:bCs w:val="1"/>
-                <w:sz w:val="18"/>
-                <w:szCs w:val="18"/>
-              </w:rPr>
-            </w:pPr>
-            <w:r>
-              <w:rPr>
-                <w:rtl w:val="0"/>
-              </w:rPr>
-            </w:r>
-          </w:p>
-        </w:tc>
-        <w:tc>
-          <w:tcPr/>
-          <w:p>
-            <w:pPr>
-              <w:jc w:val="center"/>
-              <w:rPr>
-                <w:b w:val="1"/>
-                <w:bCs w:val="1"/>
-                <w:sz w:val="18"/>
-                <w:szCs w:val="18"/>
-              </w:rPr>
-            </w:pPr>
-            <w:r>
-              <w:rPr>
-                <w:rtl w:val="0"/>
-              </w:rPr>
+              <w:jc w:val="both"/>
+              <w:rPr>
+                <w:sz w:val="18"/>
+                <w:szCs w:val="18"/>
+              </w:rPr>
+            </w:pPr>
+            <w:r>
+              <w:rPr>
+                <w:sz w:val="18"/>
+                <w:szCs w:val="18"/>
+                <w:rtl w:val="0"/>
+              </w:rPr>
+              <w:t xml:space="preserve">Desarrollar una solución de software utilizando técnicas que permitan sistematizar el proceso</w:t>
+            </w:r>
+          </w:p>
+          <w:p>
+            <w:pPr>
+              <w:jc w:val="both"/>
+              <w:rPr>
+                <w:sz w:val="18"/>
+                <w:szCs w:val="18"/>
+              </w:rPr>
+            </w:pPr>
+            <w:r>
+              <w:rPr>
+                <w:sz w:val="18"/>
+                <w:szCs w:val="18"/>
+                <w:rtl w:val="0"/>
+              </w:rPr>
+              <w:t xml:space="preserve">de desarrollo y mantenimiento, asegurando el logro de los objetivos.</w:t>
+            </w:r>
+          </w:p>
+        </w:tc>
+        <w:tc>
+          <w:tcPr/>
+          <w:p>
+            <w:pPr>
+              <w:jc w:val="center"/>
+              <w:rPr>
+                <w:b w:val="1"/>
+                <w:bCs w:val="1"/>
+                <w:sz w:val="18"/>
+                <w:szCs w:val="18"/>
+              </w:rPr>
+            </w:pPr>
+            <w:r>
+              <w:rPr>
+                <w:b w:val="1"/>
+                <w:bCs w:val="1"/>
+                <w:sz w:val="18"/>
+                <w:szCs w:val="18"/>
+                <w:rtl w:val="0"/>
+              </w:rPr>
+              <w:t xml:space="preserve">ED</w:t>
             </w:r>
           </w:p>
         </w:tc>
@@ -2824,37 +2778,60 @@
           <w:tcPr/>
           <w:p>
             <w:pPr>
-              <w:jc w:val="center"/>
-              <w:rPr>
-                <w:b w:val="1"/>
-                <w:bCs w:val="1"/>
-                <w:sz w:val="18"/>
-                <w:szCs w:val="18"/>
-              </w:rPr>
-            </w:pPr>
-            <w:r>
-              <w:rPr>
-                <w:rtl w:val="0"/>
-              </w:rPr>
-            </w:r>
-          </w:p>
-        </w:tc>
-        <w:tc>
-          <w:tcPr/>
-          <w:p>
-            <w:pPr>
-              <w:jc w:val="center"/>
-              <w:rPr>
-                <w:b w:val="1"/>
-                <w:bCs w:val="1"/>
-                <w:sz w:val="18"/>
-                <w:szCs w:val="18"/>
-              </w:rPr>
-            </w:pPr>
-            <w:r>
-              <w:rPr>
-                <w:rtl w:val="0"/>
-              </w:rPr>
+              <w:jc w:val="both"/>
+              <w:rPr>
+                <w:sz w:val="18"/>
+                <w:szCs w:val="18"/>
+              </w:rPr>
+            </w:pPr>
+            <w:r>
+              <w:rPr>
+                <w:sz w:val="18"/>
+                <w:szCs w:val="18"/>
+                <w:rtl w:val="0"/>
+              </w:rPr>
+              <w:t xml:space="preserve">Construir modelos de datos para soportar los requerimientos de la organización acuerdo a un</w:t>
+            </w:r>
+          </w:p>
+          <w:p>
+            <w:pPr>
+              <w:jc w:val="both"/>
+              <w:rPr>
+                <w:sz w:val="18"/>
+                <w:szCs w:val="18"/>
+              </w:rPr>
+            </w:pPr>
+            <w:r>
+              <w:rPr>
+                <w:sz w:val="18"/>
+                <w:szCs w:val="18"/>
+                <w:rtl w:val="0"/>
+              </w:rPr>
+              <w:t xml:space="preserve">diseño definido y escalable en el tiempo.</w:t>
+            </w:r>
+          </w:p>
+        </w:tc>
+        <w:tc>
+          <w:tcPr/>
+          <w:p>
+            <w:pPr>
+              <w:jc w:val="center"/>
+              <w:rPr>
+                <w:b w:val="1"/>
+                <w:bCs w:val="1"/>
+                <w:sz w:val="18"/>
+                <w:szCs w:val="18"/>
+              </w:rPr>
+            </w:pPr>
+            <w:r>
+              <w:rPr>
+                <w:b w:val="1"/>
+                <w:bCs w:val="1"/>
+                <w:sz w:val="18"/>
+                <w:szCs w:val="18"/>
+                <w:rtl w:val="0"/>
+              </w:rPr>
+              <w:t xml:space="preserve">ED</w:t>
             </w:r>
           </w:p>
         </w:tc>
@@ -2964,37 +2941,60 @@
           <w:tcPr/>
           <w:p>
             <w:pPr>
-              <w:jc w:val="center"/>
-              <w:rPr>
-                <w:b w:val="1"/>
-                <w:bCs w:val="1"/>
-                <w:sz w:val="18"/>
-                <w:szCs w:val="18"/>
-              </w:rPr>
-            </w:pPr>
-            <w:r>
-              <w:rPr>
-                <w:rtl w:val="0"/>
-              </w:rPr>
-            </w:r>
-          </w:p>
-        </w:tc>
-        <w:tc>
-          <w:tcPr/>
-          <w:p>
-            <w:pPr>
-              <w:jc w:val="center"/>
-              <w:rPr>
-                <w:b w:val="1"/>
-                <w:bCs w:val="1"/>
-                <w:sz w:val="18"/>
-                <w:szCs w:val="18"/>
-              </w:rPr>
-            </w:pPr>
-            <w:r>
-              <w:rPr>
-                <w:rtl w:val="0"/>
-              </w:rPr>
+              <w:jc w:val="both"/>
+              <w:rPr>
+                <w:sz w:val="18"/>
+                <w:szCs w:val="18"/>
+              </w:rPr>
+            </w:pPr>
+            <w:r>
+              <w:rPr>
+                <w:sz w:val="18"/>
+                <w:szCs w:val="18"/>
+                <w:rtl w:val="0"/>
+              </w:rPr>
+              <w:t xml:space="preserve">Programar consultas o rutinas para manipular información de una base de datos de acuerdo</w:t>
+            </w:r>
+          </w:p>
+          <w:p>
+            <w:pPr>
+              <w:jc w:val="both"/>
+              <w:rPr>
+                <w:sz w:val="18"/>
+                <w:szCs w:val="18"/>
+              </w:rPr>
+            </w:pPr>
+            <w:r>
+              <w:rPr>
+                <w:sz w:val="18"/>
+                <w:szCs w:val="18"/>
+                <w:rtl w:val="0"/>
+              </w:rPr>
+              <w:t xml:space="preserve">con los requerimientos de la organización.</w:t>
+            </w:r>
+          </w:p>
+        </w:tc>
+        <w:tc>
+          <w:tcPr/>
+          <w:p>
+            <w:pPr>
+              <w:jc w:val="center"/>
+              <w:rPr>
+                <w:b w:val="1"/>
+                <w:bCs w:val="1"/>
+                <w:sz w:val="18"/>
+                <w:szCs w:val="18"/>
+              </w:rPr>
+            </w:pPr>
+            <w:r>
+              <w:rPr>
+                <w:b w:val="1"/>
+                <w:bCs w:val="1"/>
+                <w:sz w:val="18"/>
+                <w:szCs w:val="18"/>
+                <w:rtl w:val="0"/>
+              </w:rPr>
+              <w:t xml:space="preserve">ED</w:t>
             </w:r>
           </w:p>
         </w:tc>
@@ -3104,37 +3104,77 @@
           <w:tcPr/>
           <w:p>
             <w:pPr>
-              <w:jc w:val="center"/>
-              <w:rPr>
-                <w:b w:val="1"/>
-                <w:bCs w:val="1"/>
-                <w:sz w:val="18"/>
-                <w:szCs w:val="18"/>
-              </w:rPr>
-            </w:pPr>
-            <w:r>
-              <w:rPr>
-                <w:rtl w:val="0"/>
-              </w:rPr>
-            </w:r>
-          </w:p>
-        </w:tc>
-        <w:tc>
-          <w:tcPr/>
-          <w:p>
-            <w:pPr>
-              <w:jc w:val="center"/>
-              <w:rPr>
-                <w:b w:val="1"/>
-                <w:bCs w:val="1"/>
-                <w:sz w:val="18"/>
-                <w:szCs w:val="18"/>
-              </w:rPr>
-            </w:pPr>
-            <w:r>
-              <w:rPr>
-                <w:rtl w:val="0"/>
-              </w:rPr>
+              <w:jc w:val="both"/>
+              <w:rPr>
+                <w:sz w:val="18"/>
+                <w:szCs w:val="18"/>
+              </w:rPr>
+            </w:pPr>
+            <w:r>
+              <w:rPr>
+                <w:sz w:val="18"/>
+                <w:szCs w:val="18"/>
+                <w:rtl w:val="0"/>
+              </w:rPr>
+              <w:t xml:space="preserve">Construir programas y rutinas de variada complejidad para dar solución a requerimientos de</w:t>
+            </w:r>
+          </w:p>
+          <w:p>
+            <w:pPr>
+              <w:jc w:val="both"/>
+              <w:rPr>
+                <w:sz w:val="18"/>
+                <w:szCs w:val="18"/>
+              </w:rPr>
+            </w:pPr>
+            <w:r>
+              <w:rPr>
+                <w:sz w:val="18"/>
+                <w:szCs w:val="18"/>
+                <w:rtl w:val="0"/>
+              </w:rPr>
+              <w:t xml:space="preserve">la organización, acordes a tecnologías de mercado y utilizando buenas prácticas de</w:t>
+            </w:r>
+          </w:p>
+          <w:p>
+            <w:pPr>
+              <w:jc w:val="both"/>
+              <w:rPr>
+                <w:sz w:val="18"/>
+                <w:szCs w:val="18"/>
+              </w:rPr>
+            </w:pPr>
+            <w:r>
+              <w:rPr>
+                <w:sz w:val="18"/>
+                <w:szCs w:val="18"/>
+                <w:rtl w:val="0"/>
+              </w:rPr>
+              <w:t xml:space="preserve">codificación.</w:t>
+            </w:r>
+          </w:p>
+        </w:tc>
+        <w:tc>
+          <w:tcPr/>
+          <w:p>
+            <w:pPr>
+              <w:jc w:val="center"/>
+              <w:rPr>
+                <w:b w:val="1"/>
+                <w:bCs w:val="1"/>
+                <w:sz w:val="18"/>
+                <w:szCs w:val="18"/>
+              </w:rPr>
+            </w:pPr>
+            <w:r>
+              <w:rPr>
+                <w:b w:val="1"/>
+                <w:bCs w:val="1"/>
+                <w:sz w:val="18"/>
+                <w:szCs w:val="18"/>
+                <w:rtl w:val="0"/>
+              </w:rPr>
+              <w:t xml:space="preserve">ED</w:t>
             </w:r>
           </w:p>
         </w:tc>
@@ -3244,37 +3284,60 @@
           <w:tcPr/>
           <w:p>
             <w:pPr>
-              <w:jc w:val="center"/>
-              <w:rPr>
-                <w:b w:val="1"/>
-                <w:bCs w:val="1"/>
-                <w:sz w:val="18"/>
-                <w:szCs w:val="18"/>
-              </w:rPr>
-            </w:pPr>
-            <w:r>
-              <w:rPr>
-                <w:rtl w:val="0"/>
-              </w:rPr>
-            </w:r>
-          </w:p>
-        </w:tc>
-        <w:tc>
-          <w:tcPr/>
-          <w:p>
-            <w:pPr>
-              <w:jc w:val="center"/>
-              <w:rPr>
-                <w:b w:val="1"/>
-                <w:bCs w:val="1"/>
-                <w:sz w:val="18"/>
-                <w:szCs w:val="18"/>
-              </w:rPr>
-            </w:pPr>
-            <w:r>
-              <w:rPr>
-                <w:rtl w:val="0"/>
-              </w:rPr>
+              <w:jc w:val="both"/>
+              <w:rPr>
+                <w:sz w:val="18"/>
+                <w:szCs w:val="18"/>
+              </w:rPr>
+            </w:pPr>
+            <w:r>
+              <w:rPr>
+                <w:sz w:val="18"/>
+                <w:szCs w:val="18"/>
+                <w:rtl w:val="0"/>
+              </w:rPr>
+              <w:t xml:space="preserve">Realizar pruebas de calidad tanto de los productos como de los procesos utilizando buenas</w:t>
+            </w:r>
+          </w:p>
+          <w:p>
+            <w:pPr>
+              <w:jc w:val="both"/>
+              <w:rPr>
+                <w:sz w:val="18"/>
+                <w:szCs w:val="18"/>
+              </w:rPr>
+            </w:pPr>
+            <w:r>
+              <w:rPr>
+                <w:sz w:val="18"/>
+                <w:szCs w:val="18"/>
+                <w:rtl w:val="0"/>
+              </w:rPr>
+              <w:t xml:space="preserve">prácticas definidas por la industria.</w:t>
+            </w:r>
+          </w:p>
+        </w:tc>
+        <w:tc>
+          <w:tcPr/>
+          <w:p>
+            <w:pPr>
+              <w:jc w:val="center"/>
+              <w:rPr>
+                <w:b w:val="1"/>
+                <w:bCs w:val="1"/>
+                <w:sz w:val="18"/>
+                <w:szCs w:val="18"/>
+              </w:rPr>
+            </w:pPr>
+            <w:r>
+              <w:rPr>
+                <w:b w:val="1"/>
+                <w:bCs w:val="1"/>
+                <w:sz w:val="18"/>
+                <w:szCs w:val="18"/>
+                <w:rtl w:val="0"/>
+              </w:rPr>
+              <w:t xml:space="preserve">ED</w:t>
             </w:r>
           </w:p>
         </w:tc>
@@ -3384,37 +3447,549 @@
           <w:tcPr/>
           <w:p>
             <w:pPr>
-              <w:jc w:val="center"/>
-              <w:rPr>
-                <w:b w:val="1"/>
-                <w:bCs w:val="1"/>
-                <w:sz w:val="18"/>
-                <w:szCs w:val="18"/>
-              </w:rPr>
-            </w:pPr>
-            <w:r>
-              <w:rPr>
-                <w:rtl w:val="0"/>
-              </w:rPr>
-            </w:r>
-          </w:p>
-        </w:tc>
-        <w:tc>
-          <w:tcPr/>
-          <w:p>
-            <w:pPr>
-              <w:jc w:val="center"/>
-              <w:rPr>
-                <w:b w:val="1"/>
-                <w:bCs w:val="1"/>
-                <w:sz w:val="18"/>
-                <w:szCs w:val="18"/>
-              </w:rPr>
-            </w:pPr>
-            <w:r>
-              <w:rPr>
-                <w:rtl w:val="0"/>
-              </w:rPr>
+              <w:jc w:val="both"/>
+              <w:rPr>
+                <w:sz w:val="18"/>
+                <w:szCs w:val="18"/>
+              </w:rPr>
+            </w:pPr>
+            <w:r>
+              <w:rPr>
+                <w:sz w:val="18"/>
+                <w:szCs w:val="18"/>
+                <w:rtl w:val="0"/>
+              </w:rPr>
+              <w:t xml:space="preserve">Construir el modelo arquitectónico de una solución sistémica que soporte los procesos de</w:t>
+            </w:r>
+          </w:p>
+          <w:p>
+            <w:pPr>
+              <w:jc w:val="both"/>
+              <w:rPr>
+                <w:sz w:val="18"/>
+                <w:szCs w:val="18"/>
+              </w:rPr>
+            </w:pPr>
+            <w:r>
+              <w:rPr>
+                <w:sz w:val="18"/>
+                <w:szCs w:val="18"/>
+                <w:rtl w:val="0"/>
+              </w:rPr>
+              <w:t xml:space="preserve">negocio de acuerdo los requerimientos de la organización y estándares industria.</w:t>
+            </w:r>
+          </w:p>
+        </w:tc>
+        <w:tc>
+          <w:tcPr/>
+          <w:p>
+            <w:pPr>
+              <w:jc w:val="center"/>
+              <w:rPr>
+                <w:b w:val="1"/>
+                <w:bCs w:val="1"/>
+                <w:sz w:val="18"/>
+                <w:szCs w:val="18"/>
+              </w:rPr>
+            </w:pPr>
+            <w:r>
+              <w:rPr>
+                <w:b w:val="1"/>
+                <w:bCs w:val="1"/>
+                <w:sz w:val="18"/>
+                <w:szCs w:val="18"/>
+                <w:rtl w:val="0"/>
+              </w:rPr>
+              <w:t xml:space="preserve">ED</w:t>
+            </w:r>
+          </w:p>
+        </w:tc>
+        <w:tc>
+          <w:tcPr/>
+          <w:p>
+            <w:pPr>
+              <w:jc w:val="center"/>
+              <w:rPr>
+                <w:b w:val="1"/>
+                <w:bCs w:val="1"/>
+                <w:sz w:val="18"/>
+                <w:szCs w:val="18"/>
+              </w:rPr>
+            </w:pPr>
+            <w:r>
+              <w:rPr>
+                <w:rtl w:val="0"/>
+              </w:rPr>
+            </w:r>
+          </w:p>
+        </w:tc>
+        <w:tc>
+          <w:tcPr/>
+          <w:p>
+            <w:pPr>
+              <w:jc w:val="center"/>
+              <w:rPr>
+                <w:b w:val="1"/>
+                <w:bCs w:val="1"/>
+                <w:sz w:val="18"/>
+                <w:szCs w:val="18"/>
+              </w:rPr>
+            </w:pPr>
+            <w:r>
+              <w:rPr>
+                <w:rtl w:val="0"/>
+              </w:rPr>
+            </w:r>
+          </w:p>
+        </w:tc>
+        <w:tc>
+          <w:tcPr/>
+          <w:p>
+            <w:pPr>
+              <w:jc w:val="center"/>
+              <w:rPr>
+                <w:b w:val="1"/>
+                <w:bCs w:val="1"/>
+                <w:sz w:val="18"/>
+                <w:szCs w:val="18"/>
+              </w:rPr>
+            </w:pPr>
+            <w:r>
+              <w:rPr>
+                <w:rtl w:val="0"/>
+              </w:rPr>
+            </w:r>
+          </w:p>
+        </w:tc>
+        <w:tc>
+          <w:tcPr/>
+          <w:p>
+            <w:pPr>
+              <w:jc w:val="center"/>
+              <w:rPr>
+                <w:b w:val="1"/>
+                <w:bCs w:val="1"/>
+                <w:sz w:val="18"/>
+                <w:szCs w:val="18"/>
+              </w:rPr>
+            </w:pPr>
+            <w:r>
+              <w:rPr>
+                <w:rtl w:val="0"/>
+              </w:rPr>
+            </w:r>
+          </w:p>
+        </w:tc>
+        <w:tc>
+          <w:tcPr/>
+          <w:p>
+            <w:pPr>
+              <w:jc w:val="center"/>
+              <w:rPr>
+                <w:b w:val="1"/>
+                <w:bCs w:val="1"/>
+                <w:sz w:val="18"/>
+                <w:szCs w:val="18"/>
+              </w:rPr>
+            </w:pPr>
+            <w:r>
+              <w:rPr>
+                <w:rtl w:val="0"/>
+              </w:rPr>
+            </w:r>
+          </w:p>
+        </w:tc>
+      </w:tr>
+      <w:tr>
+        <w:trPr>
+          <w:cantSplit w:val="0"/>
+          <w:trHeight w:val="576" w:hRule="atLeast"/>
+          <w:tblHeader w:val="0"/>
+        </w:trPr>
+        <w:tc>
+          <w:tcPr/>
+          <w:p>
+            <w:pPr>
+              <w:jc w:val="both"/>
+              <w:rPr>
+                <w:sz w:val="18"/>
+                <w:szCs w:val="18"/>
+              </w:rPr>
+            </w:pPr>
+            <w:r>
+              <w:rPr>
+                <w:sz w:val="18"/>
+                <w:szCs w:val="18"/>
+                <w:rtl w:val="0"/>
+              </w:rPr>
+              <w:t xml:space="preserve">Implementar soluciones sistémicas integrales para automatizar u optimizar procesos de</w:t>
+            </w:r>
+          </w:p>
+          <w:p>
+            <w:pPr>
+              <w:jc w:val="both"/>
+              <w:rPr>
+                <w:sz w:val="18"/>
+                <w:szCs w:val="18"/>
+              </w:rPr>
+            </w:pPr>
+            <w:r>
+              <w:rPr>
+                <w:sz w:val="18"/>
+                <w:szCs w:val="18"/>
+                <w:rtl w:val="0"/>
+              </w:rPr>
+              <w:t xml:space="preserve">negocio de acuerdo con las necesidades de la organización.</w:t>
+            </w:r>
+          </w:p>
+        </w:tc>
+        <w:tc>
+          <w:tcPr/>
+          <w:p>
+            <w:pPr>
+              <w:jc w:val="center"/>
+              <w:rPr>
+                <w:b w:val="1"/>
+                <w:bCs w:val="1"/>
+                <w:sz w:val="18"/>
+                <w:szCs w:val="18"/>
+              </w:rPr>
+            </w:pPr>
+            <w:r>
+              <w:rPr>
+                <w:b w:val="1"/>
+                <w:bCs w:val="1"/>
+                <w:sz w:val="18"/>
+                <w:szCs w:val="18"/>
+                <w:rtl w:val="0"/>
+              </w:rPr>
+              <w:t xml:space="preserve">ED</w:t>
+            </w:r>
+          </w:p>
+        </w:tc>
+        <w:tc>
+          <w:tcPr/>
+          <w:p>
+            <w:pPr>
+              <w:jc w:val="center"/>
+              <w:rPr>
+                <w:b w:val="1"/>
+                <w:bCs w:val="1"/>
+                <w:sz w:val="18"/>
+                <w:szCs w:val="18"/>
+              </w:rPr>
+            </w:pPr>
+            <w:r>
+              <w:rPr>
+                <w:rtl w:val="0"/>
+              </w:rPr>
+            </w:r>
+          </w:p>
+        </w:tc>
+        <w:tc>
+          <w:tcPr/>
+          <w:p>
+            <w:pPr>
+              <w:jc w:val="center"/>
+              <w:rPr>
+                <w:b w:val="1"/>
+                <w:bCs w:val="1"/>
+                <w:sz w:val="18"/>
+                <w:szCs w:val="18"/>
+              </w:rPr>
+            </w:pPr>
+            <w:r>
+              <w:rPr>
+                <w:rtl w:val="0"/>
+              </w:rPr>
+            </w:r>
+          </w:p>
+        </w:tc>
+        <w:tc>
+          <w:tcPr/>
+          <w:p>
+            <w:pPr>
+              <w:jc w:val="center"/>
+              <w:rPr>
+                <w:b w:val="1"/>
+                <w:bCs w:val="1"/>
+                <w:sz w:val="18"/>
+                <w:szCs w:val="18"/>
+              </w:rPr>
+            </w:pPr>
+            <w:r>
+              <w:rPr>
+                <w:rtl w:val="0"/>
+              </w:rPr>
+            </w:r>
+          </w:p>
+        </w:tc>
+        <w:tc>
+          <w:tcPr/>
+          <w:p>
+            <w:pPr>
+              <w:jc w:val="center"/>
+              <w:rPr>
+                <w:b w:val="1"/>
+                <w:bCs w:val="1"/>
+                <w:sz w:val="18"/>
+                <w:szCs w:val="18"/>
+              </w:rPr>
+            </w:pPr>
+            <w:r>
+              <w:rPr>
+                <w:rtl w:val="0"/>
+              </w:rPr>
+            </w:r>
+          </w:p>
+        </w:tc>
+        <w:tc>
+          <w:tcPr/>
+          <w:p>
+            <w:pPr>
+              <w:jc w:val="center"/>
+              <w:rPr>
+                <w:b w:val="1"/>
+                <w:bCs w:val="1"/>
+                <w:sz w:val="18"/>
+                <w:szCs w:val="18"/>
+              </w:rPr>
+            </w:pPr>
+            <w:r>
+              <w:rPr>
+                <w:rtl w:val="0"/>
+              </w:rPr>
+            </w:r>
+          </w:p>
+        </w:tc>
+      </w:tr>
+      <w:tr>
+        <w:trPr>
+          <w:cantSplit w:val="0"/>
+          <w:trHeight w:val="576" w:hRule="atLeast"/>
+          <w:tblHeader w:val="0"/>
+        </w:trPr>
+        <w:tc>
+          <w:tcPr/>
+          <w:p>
+            <w:pPr>
+              <w:jc w:val="both"/>
+              <w:rPr>
+                <w:sz w:val="18"/>
+                <w:szCs w:val="18"/>
+              </w:rPr>
+            </w:pPr>
+            <w:r>
+              <w:rPr>
+                <w:sz w:val="18"/>
+                <w:szCs w:val="18"/>
+                <w:rtl w:val="0"/>
+              </w:rPr>
+              <w:t xml:space="preserve">Resolver las vulnerabilidades sistémicas para asegurar que el software construido cumple las</w:t>
+            </w:r>
+          </w:p>
+          <w:p>
+            <w:pPr>
+              <w:jc w:val="both"/>
+              <w:rPr>
+                <w:sz w:val="18"/>
+                <w:szCs w:val="18"/>
+              </w:rPr>
+            </w:pPr>
+            <w:r>
+              <w:rPr>
+                <w:sz w:val="18"/>
+                <w:szCs w:val="18"/>
+                <w:rtl w:val="0"/>
+              </w:rPr>
+              <w:t xml:space="preserve">normas de seguridad exigidas por la industria.</w:t>
+            </w:r>
+          </w:p>
+        </w:tc>
+        <w:tc>
+          <w:tcPr/>
+          <w:p>
+            <w:pPr>
+              <w:jc w:val="center"/>
+              <w:rPr>
+                <w:b w:val="1"/>
+                <w:bCs w:val="1"/>
+                <w:sz w:val="18"/>
+                <w:szCs w:val="18"/>
+              </w:rPr>
+            </w:pPr>
+            <w:r>
+              <w:rPr>
+                <w:b w:val="1"/>
+                <w:bCs w:val="1"/>
+                <w:sz w:val="18"/>
+                <w:szCs w:val="18"/>
+                <w:rtl w:val="0"/>
+              </w:rPr>
+              <w:t xml:space="preserve">ED</w:t>
+            </w:r>
+          </w:p>
+        </w:tc>
+        <w:tc>
+          <w:tcPr/>
+          <w:p>
+            <w:pPr>
+              <w:jc w:val="center"/>
+              <w:rPr>
+                <w:b w:val="1"/>
+                <w:bCs w:val="1"/>
+                <w:sz w:val="18"/>
+                <w:szCs w:val="18"/>
+              </w:rPr>
+            </w:pPr>
+            <w:r>
+              <w:rPr>
+                <w:rtl w:val="0"/>
+              </w:rPr>
+            </w:r>
+          </w:p>
+        </w:tc>
+        <w:tc>
+          <w:tcPr/>
+          <w:p>
+            <w:pPr>
+              <w:jc w:val="center"/>
+              <w:rPr>
+                <w:b w:val="1"/>
+                <w:bCs w:val="1"/>
+                <w:sz w:val="18"/>
+                <w:szCs w:val="18"/>
+              </w:rPr>
+            </w:pPr>
+            <w:r>
+              <w:rPr>
+                <w:rtl w:val="0"/>
+              </w:rPr>
+            </w:r>
+          </w:p>
+        </w:tc>
+        <w:tc>
+          <w:tcPr/>
+          <w:p>
+            <w:pPr>
+              <w:jc w:val="center"/>
+              <w:rPr>
+                <w:b w:val="1"/>
+                <w:bCs w:val="1"/>
+                <w:sz w:val="18"/>
+                <w:szCs w:val="18"/>
+              </w:rPr>
+            </w:pPr>
+            <w:r>
+              <w:rPr>
+                <w:rtl w:val="0"/>
+              </w:rPr>
+            </w:r>
+          </w:p>
+        </w:tc>
+        <w:tc>
+          <w:tcPr/>
+          <w:p>
+            <w:pPr>
+              <w:jc w:val="center"/>
+              <w:rPr>
+                <w:b w:val="1"/>
+                <w:bCs w:val="1"/>
+                <w:sz w:val="18"/>
+                <w:szCs w:val="18"/>
+              </w:rPr>
+            </w:pPr>
+            <w:r>
+              <w:rPr>
+                <w:rtl w:val="0"/>
+              </w:rPr>
+            </w:r>
+          </w:p>
+        </w:tc>
+        <w:tc>
+          <w:tcPr/>
+          <w:p>
+            <w:pPr>
+              <w:jc w:val="center"/>
+              <w:rPr>
+                <w:b w:val="1"/>
+                <w:bCs w:val="1"/>
+                <w:sz w:val="18"/>
+                <w:szCs w:val="18"/>
+              </w:rPr>
+            </w:pPr>
+            <w:r>
+              <w:rPr>
+                <w:rtl w:val="0"/>
+              </w:rPr>
+            </w:r>
+          </w:p>
+        </w:tc>
+      </w:tr>
+      <w:tr>
+        <w:trPr>
+          <w:cantSplit w:val="0"/>
+          <w:trHeight w:val="576" w:hRule="atLeast"/>
+          <w:tblHeader w:val="0"/>
+        </w:trPr>
+        <w:tc>
+          <w:tcPr/>
+          <w:p>
+            <w:pPr>
+              <w:jc w:val="both"/>
+              <w:rPr>
+                <w:sz w:val="18"/>
+                <w:szCs w:val="18"/>
+              </w:rPr>
+            </w:pPr>
+            <w:r>
+              <w:rPr>
+                <w:sz w:val="18"/>
+                <w:szCs w:val="18"/>
+                <w:rtl w:val="0"/>
+              </w:rPr>
+              <w:t xml:space="preserve">Gestionar proyectos informáticos, ofreciendo alternativas para la toma de decisiones de</w:t>
+            </w:r>
+          </w:p>
+          <w:p>
+            <w:pPr>
+              <w:jc w:val="both"/>
+              <w:rPr>
+                <w:sz w:val="18"/>
+                <w:szCs w:val="18"/>
+              </w:rPr>
+            </w:pPr>
+            <w:r>
+              <w:rPr>
+                <w:sz w:val="18"/>
+                <w:szCs w:val="18"/>
+                <w:rtl w:val="0"/>
+              </w:rPr>
+              <w:t xml:space="preserve">acuerdo con los requerimientos de la organización.</w:t>
+            </w:r>
+          </w:p>
+        </w:tc>
+        <w:tc>
+          <w:tcPr/>
+          <w:p>
+            <w:pPr>
+              <w:jc w:val="center"/>
+              <w:rPr>
+                <w:b w:val="1"/>
+                <w:bCs w:val="1"/>
+                <w:sz w:val="18"/>
+                <w:szCs w:val="18"/>
+              </w:rPr>
+            </w:pPr>
+            <w:r>
+              <w:rPr>
+                <w:b w:val="1"/>
+                <w:bCs w:val="1"/>
+                <w:sz w:val="18"/>
+                <w:szCs w:val="18"/>
+                <w:rtl w:val="0"/>
+              </w:rPr>
+              <w:t xml:space="preserve">ED</w:t>
             </w:r>
           </w:p>
         </w:tc>
